--- a/client_rules/CSAA.docx
+++ b/client_rules/CSAA.docx
@@ -400,18 +400,14 @@
     </w:p>
     <w:p>
       <w:pPr>
+        <w:pStyle w:val="ListParagraph"/>
         <w:numPr>
           <w:ilvl w:val="0"/>
           <w:numId w:val="1"/>
         </w:numPr>
-        <w:shd w:val="clear" w:color="auto" w:fill="FFFFFF"/>
-        <w:spacing w:before="100" w:beforeAutospacing="1" w:after="100" w:afterAutospacing="1" w:line="240" w:lineRule="auto"/>
-        <w:rPr>
-          <w:rFonts w:ascii="rubik" w:eastAsia="Times New Roman" w:hAnsi="rubik" w:cs="Times New Roman"/>
-          <w:kern w:val="0"/>
-          <w:sz w:val="24"/>
-          <w:szCs w:val="24"/>
-          <w14:ligatures w14:val="none"/>
+        <w:rPr>
+          <w:sz w:val="24"/>
+          <w:szCs w:val="24"/>
         </w:rPr>
       </w:pPr>
       <w:r>
@@ -432,7 +428,24 @@
           <w:szCs w:val="26"/>
           <w14:ligatures w14:val="none"/>
         </w:rPr>
-        <w:t>rintout showing the Clean Retail Value of the unit is required with all files - Repairable or Total Loss. </w:t>
+        <w:t>rintout showing the Clean Retail Value of the unit is required with all files - Repairable or Total Loss</w:t>
+      </w:r>
+      <w:r>
+        <w:rPr>
+          <w:rFonts w:ascii="Arial" w:eastAsia="Times New Roman" w:hAnsi="Arial" w:cs="Arial"/>
+          <w:kern w:val="0"/>
+          <w:sz w:val="24"/>
+          <w:szCs w:val="24"/>
+          <w14:ligatures w14:val="none"/>
+        </w:rPr>
+        <w:t>. </w:t>
+      </w:r>
+      <w:r>
+        <w:rPr>
+          <w:sz w:val="24"/>
+          <w:szCs w:val="24"/>
+        </w:rPr>
+        <w:t>This may include NADA, J.D. Power, Kelly Blue Book, Edmunds, Carfax, Cars.com</w:t>
       </w:r>
     </w:p>
     <w:p>
@@ -1040,7 +1053,6 @@
           <w:szCs w:val="26"/>
           <w14:ligatures w14:val="none"/>
         </w:rPr>
-        <w:lastRenderedPageBreak/>
         <w:t>Airbag deployment</w:t>
       </w:r>
     </w:p>
@@ -1068,6 +1080,7 @@
           <w:szCs w:val="26"/>
           <w14:ligatures w14:val="none"/>
         </w:rPr>
+        <w:lastRenderedPageBreak/>
         <w:t>Seatbelt deployment</w:t>
       </w:r>
     </w:p>
@@ -1896,29 +1909,29 @@
           <w:szCs w:val="24"/>
           <w14:ligatures w14:val="none"/>
         </w:rPr>
+        <w:t>Write a thorough estimate of all damages.  Consider potential supplement, part availability, salvage value to assist with determining if the vehicle should be considered a total loss.  Provide detailed notes and alert the adjuster as quickly as possible.  </w:t>
+      </w:r>
+    </w:p>
+    <w:p>
+      <w:pPr>
+        <w:spacing w:after="0" w:line="240" w:lineRule="auto"/>
+        <w:rPr>
+          <w:rFonts w:ascii="Times New Roman" w:eastAsia="Times New Roman" w:hAnsi="Times New Roman" w:cs="Times New Roman"/>
+          <w:kern w:val="0"/>
+          <w:sz w:val="24"/>
+          <w:szCs w:val="24"/>
+          <w14:ligatures w14:val="none"/>
+        </w:rPr>
+      </w:pPr>
+      <w:r>
+        <w:rPr>
+          <w:rFonts w:ascii="rubik" w:eastAsia="Times New Roman" w:hAnsi="rubik" w:cs="Times New Roman"/>
+          <w:kern w:val="0"/>
+          <w:sz w:val="24"/>
+          <w:szCs w:val="24"/>
+          <w14:ligatures w14:val="none"/>
+        </w:rPr>
         <w:lastRenderedPageBreak/>
-        <w:t>Write a thorough estimate of all damages.  Consider potential supplement, part availability, salvage value to assist with determining if the vehicle should be considered a total loss.  Provide detailed notes and alert the adjuster as quickly as possible.  </w:t>
-      </w:r>
-    </w:p>
-    <w:p>
-      <w:pPr>
-        <w:spacing w:after="0" w:line="240" w:lineRule="auto"/>
-        <w:rPr>
-          <w:rFonts w:ascii="Times New Roman" w:eastAsia="Times New Roman" w:hAnsi="Times New Roman" w:cs="Times New Roman"/>
-          <w:kern w:val="0"/>
-          <w:sz w:val="24"/>
-          <w:szCs w:val="24"/>
-          <w14:ligatures w14:val="none"/>
-        </w:rPr>
-      </w:pPr>
-      <w:r>
-        <w:rPr>
-          <w:rFonts w:ascii="rubik" w:eastAsia="Times New Roman" w:hAnsi="rubik" w:cs="Times New Roman"/>
-          <w:kern w:val="0"/>
-          <w:sz w:val="24"/>
-          <w:szCs w:val="24"/>
-          <w14:ligatures w14:val="none"/>
-        </w:rPr>
         <w:br/>
       </w:r>
       <w:r>
@@ -2581,29 +2594,29 @@
           <w:szCs w:val="24"/>
           <w14:ligatures w14:val="none"/>
         </w:rPr>
+        <w:t>Utilize applicable tax rate for the area.  (The CSAA Average Labor Rate Reference Table contains a link for State Taxes)</w:t>
+      </w:r>
+    </w:p>
+    <w:p>
+      <w:pPr>
+        <w:spacing w:after="0" w:line="240" w:lineRule="auto"/>
+        <w:rPr>
+          <w:rFonts w:ascii="Times New Roman" w:eastAsia="Times New Roman" w:hAnsi="Times New Roman" w:cs="Times New Roman"/>
+          <w:kern w:val="0"/>
+          <w:sz w:val="24"/>
+          <w:szCs w:val="24"/>
+          <w14:ligatures w14:val="none"/>
+        </w:rPr>
+      </w:pPr>
+      <w:r>
+        <w:rPr>
+          <w:rFonts w:ascii="rubik" w:eastAsia="Times New Roman" w:hAnsi="rubik" w:cs="Times New Roman"/>
+          <w:kern w:val="0"/>
+          <w:sz w:val="24"/>
+          <w:szCs w:val="24"/>
+          <w14:ligatures w14:val="none"/>
+        </w:rPr>
         <w:lastRenderedPageBreak/>
-        <w:t>Utilize applicable tax rate for the area.  (The CSAA Average Labor Rate Reference Table contains a link for State Taxes)</w:t>
-      </w:r>
-    </w:p>
-    <w:p>
-      <w:pPr>
-        <w:spacing w:after="0" w:line="240" w:lineRule="auto"/>
-        <w:rPr>
-          <w:rFonts w:ascii="Times New Roman" w:eastAsia="Times New Roman" w:hAnsi="Times New Roman" w:cs="Times New Roman"/>
-          <w:kern w:val="0"/>
-          <w:sz w:val="24"/>
-          <w:szCs w:val="24"/>
-          <w14:ligatures w14:val="none"/>
-        </w:rPr>
-      </w:pPr>
-      <w:r>
-        <w:rPr>
-          <w:rFonts w:ascii="rubik" w:eastAsia="Times New Roman" w:hAnsi="rubik" w:cs="Times New Roman"/>
-          <w:kern w:val="0"/>
-          <w:sz w:val="24"/>
-          <w:szCs w:val="24"/>
-          <w14:ligatures w14:val="none"/>
-        </w:rPr>
         <w:br/>
       </w:r>
       <w:r>
@@ -5030,6 +5043,17 @@
     <w:semiHidden/>
     <w:unhideWhenUsed/>
   </w:style>
+  <w:style w:type="paragraph" w:styleId="ListParagraph">
+    <w:name w:val="List Paragraph"/>
+    <w:basedOn w:val="Normal"/>
+    <w:uiPriority w:val="34"/>
+    <w:qFormat/>
+    <w:rsid w:val="00383F39"/>
+    <w:pPr>
+      <w:ind w:left="720"/>
+      <w:contextualSpacing/>
+    </w:pPr>
+  </w:style>
 </w:styles>
 </file>
 

--- a/client_rules/CSAA.docx
+++ b/client_rules/CSAA.docx
@@ -130,6 +130,7 @@
                 <w14:ligatures w14:val="none"/>
               </w:rPr>
             </w:pPr>
+            <w:proofErr w:type="gramStart"/>
             <w:r>
               <w:rPr>
                 <w:rFonts w:ascii="Times New Roman" w:eastAsia="Times New Roman" w:hAnsi="Times New Roman" w:cs="Times New Roman"/>
@@ -138,7 +139,18 @@
                 <w:szCs w:val="24"/>
                 <w14:ligatures w14:val="none"/>
               </w:rPr>
-              <w:t>7775991  : CSAA</w:t>
+              <w:t>7775991  :</w:t>
+            </w:r>
+            <w:proofErr w:type="gramEnd"/>
+            <w:r>
+              <w:rPr>
+                <w:rFonts w:ascii="Times New Roman" w:eastAsia="Times New Roman" w:hAnsi="Times New Roman" w:cs="Times New Roman"/>
+                <w:kern w:val="0"/>
+                <w:sz w:val="24"/>
+                <w:szCs w:val="24"/>
+                <w14:ligatures w14:val="none"/>
+              </w:rPr>
+              <w:t> CSAA</w:t>
             </w:r>
           </w:p>
         </w:tc>
@@ -442,8 +454,9 @@
       </w:r>
       <w:r>
         <w:rPr>
-          <w:sz w:val="24"/>
-          <w:szCs w:val="24"/>
+          <w:rFonts w:ascii="Arial" w:hAnsi="Arial" w:cs="Arial"/>
+          <w:sz w:val="26"/>
+          <w:szCs w:val="26"/>
         </w:rPr>
         <w:t>This may include NADA, J.D. Power, Kelly Blue Book, Edmunds, Carfax, Cars.com</w:t>
       </w:r>
@@ -622,7 +635,29 @@
           <w:szCs w:val="24"/>
           <w14:ligatures w14:val="none"/>
         </w:rPr>
-        <w:t>Photos are critical for file documentation</w:t>
+        <w:t xml:space="preserve">Photos are critical for </w:t>
+      </w:r>
+      <w:proofErr w:type="gramStart"/>
+      <w:r>
+        <w:rPr>
+          <w:rFonts w:ascii="rubik" w:eastAsia="Times New Roman" w:hAnsi="rubik" w:cs="Times New Roman"/>
+          <w:kern w:val="0"/>
+          <w:sz w:val="24"/>
+          <w:szCs w:val="24"/>
+          <w14:ligatures w14:val="none"/>
+        </w:rPr>
+        <w:t>file</w:t>
+      </w:r>
+      <w:proofErr w:type="gramEnd"/>
+      <w:r>
+        <w:rPr>
+          <w:rFonts w:ascii="rubik" w:eastAsia="Times New Roman" w:hAnsi="rubik" w:cs="Times New Roman"/>
+          <w:kern w:val="0"/>
+          <w:sz w:val="24"/>
+          <w:szCs w:val="24"/>
+          <w14:ligatures w14:val="none"/>
+        </w:rPr>
+        <w:t xml:space="preserve"> documentation</w:t>
       </w:r>
     </w:p>
     <w:p>
@@ -649,7 +684,51 @@
           <w:szCs w:val="24"/>
           <w14:ligatures w14:val="none"/>
         </w:rPr>
-        <w:t>Always write a complete estimate accounting for all of the damages visible at the inspection.</w:t>
+        <w:t xml:space="preserve">Always write a complete estimate accounting for </w:t>
+      </w:r>
+      <w:proofErr w:type="gramStart"/>
+      <w:r>
+        <w:rPr>
+          <w:rFonts w:ascii="rubik" w:eastAsia="Times New Roman" w:hAnsi="rubik" w:cs="Times New Roman"/>
+          <w:kern w:val="0"/>
+          <w:sz w:val="24"/>
+          <w:szCs w:val="24"/>
+          <w14:ligatures w14:val="none"/>
+        </w:rPr>
+        <w:t>all of</w:t>
+      </w:r>
+      <w:proofErr w:type="gramEnd"/>
+      <w:r>
+        <w:rPr>
+          <w:rFonts w:ascii="rubik" w:eastAsia="Times New Roman" w:hAnsi="rubik" w:cs="Times New Roman"/>
+          <w:kern w:val="0"/>
+          <w:sz w:val="24"/>
+          <w:szCs w:val="24"/>
+          <w14:ligatures w14:val="none"/>
+        </w:rPr>
+        <w:t xml:space="preserve"> the </w:t>
+      </w:r>
+      <w:proofErr w:type="gramStart"/>
+      <w:r>
+        <w:rPr>
+          <w:rFonts w:ascii="rubik" w:eastAsia="Times New Roman" w:hAnsi="rubik" w:cs="Times New Roman"/>
+          <w:kern w:val="0"/>
+          <w:sz w:val="24"/>
+          <w:szCs w:val="24"/>
+          <w14:ligatures w14:val="none"/>
+        </w:rPr>
+        <w:t>damages</w:t>
+      </w:r>
+      <w:proofErr w:type="gramEnd"/>
+      <w:r>
+        <w:rPr>
+          <w:rFonts w:ascii="rubik" w:eastAsia="Times New Roman" w:hAnsi="rubik" w:cs="Times New Roman"/>
+          <w:kern w:val="0"/>
+          <w:sz w:val="24"/>
+          <w:szCs w:val="24"/>
+          <w14:ligatures w14:val="none"/>
+        </w:rPr>
+        <w:t xml:space="preserve"> visible at the inspection.</w:t>
       </w:r>
     </w:p>
     <w:p>
@@ -800,7 +879,29 @@
           <w:szCs w:val="26"/>
           <w14:ligatures w14:val="none"/>
         </w:rPr>
-        <w:t>At least 4 photos of the damage area</w:t>
+        <w:t xml:space="preserve">At least 4 photos of the </w:t>
+      </w:r>
+      <w:proofErr w:type="gramStart"/>
+      <w:r>
+        <w:rPr>
+          <w:rFonts w:ascii="rubik" w:eastAsia="Times New Roman" w:hAnsi="rubik" w:cs="Times New Roman"/>
+          <w:kern w:val="0"/>
+          <w:sz w:val="26"/>
+          <w:szCs w:val="26"/>
+          <w14:ligatures w14:val="none"/>
+        </w:rPr>
+        <w:t>damage</w:t>
+      </w:r>
+      <w:proofErr w:type="gramEnd"/>
+      <w:r>
+        <w:rPr>
+          <w:rFonts w:ascii="rubik" w:eastAsia="Times New Roman" w:hAnsi="rubik" w:cs="Times New Roman"/>
+          <w:kern w:val="0"/>
+          <w:sz w:val="26"/>
+          <w:szCs w:val="26"/>
+          <w14:ligatures w14:val="none"/>
+        </w:rPr>
+        <w:t xml:space="preserve"> area</w:t>
       </w:r>
     </w:p>
     <w:p>
@@ -1053,6 +1154,7 @@
           <w:szCs w:val="26"/>
           <w14:ligatures w14:val="none"/>
         </w:rPr>
+        <w:lastRenderedPageBreak/>
         <w:t>Airbag deployment</w:t>
       </w:r>
     </w:p>
@@ -1080,7 +1182,6 @@
           <w:szCs w:val="26"/>
           <w14:ligatures w14:val="none"/>
         </w:rPr>
-        <w:lastRenderedPageBreak/>
         <w:t>Seatbelt deployment</w:t>
       </w:r>
     </w:p>
@@ -1189,25 +1290,9 @@
           <w:szCs w:val="26"/>
           <w14:ligatures w14:val="none"/>
         </w:rPr>
-        <w:t>Carpet condition (front and rear - be sure to lift up floor mats)</w:t>
-      </w:r>
-    </w:p>
-    <w:p>
-      <w:pPr>
-        <w:numPr>
-          <w:ilvl w:val="0"/>
-          <w:numId w:val="4"/>
-        </w:numPr>
-        <w:shd w:val="clear" w:color="auto" w:fill="FFFFFF"/>
-        <w:spacing w:before="100" w:beforeAutospacing="1" w:after="100" w:afterAutospacing="1" w:line="240" w:lineRule="auto"/>
-        <w:rPr>
-          <w:rFonts w:ascii="rubik" w:eastAsia="Times New Roman" w:hAnsi="rubik" w:cs="Times New Roman"/>
-          <w:kern w:val="0"/>
-          <w:sz w:val="24"/>
-          <w:szCs w:val="24"/>
-          <w14:ligatures w14:val="none"/>
-        </w:rPr>
-      </w:pPr>
+        <w:t xml:space="preserve">Carpet condition (front and rear - be sure to </w:t>
+      </w:r>
+      <w:proofErr w:type="gramStart"/>
       <w:r>
         <w:rPr>
           <w:rFonts w:ascii="rubik" w:eastAsia="Times New Roman" w:hAnsi="rubik" w:cs="Times New Roman"/>
@@ -1216,25 +1301,9 @@
           <w:szCs w:val="26"/>
           <w14:ligatures w14:val="none"/>
         </w:rPr>
-        <w:t>Tread depth measurements (all 4 tires)</w:t>
-      </w:r>
-    </w:p>
-    <w:p>
-      <w:pPr>
-        <w:numPr>
-          <w:ilvl w:val="0"/>
-          <w:numId w:val="4"/>
-        </w:numPr>
-        <w:shd w:val="clear" w:color="auto" w:fill="FFFFFF"/>
-        <w:spacing w:before="100" w:beforeAutospacing="1" w:after="100" w:afterAutospacing="1" w:line="240" w:lineRule="auto"/>
-        <w:rPr>
-          <w:rFonts w:ascii="rubik" w:eastAsia="Times New Roman" w:hAnsi="rubik" w:cs="Times New Roman"/>
-          <w:kern w:val="0"/>
-          <w:sz w:val="24"/>
-          <w:szCs w:val="24"/>
-          <w14:ligatures w14:val="none"/>
-        </w:rPr>
-      </w:pPr>
+        <w:t>lift up</w:t>
+      </w:r>
+      <w:proofErr w:type="gramEnd"/>
       <w:r>
         <w:rPr>
           <w:rFonts w:ascii="rubik" w:eastAsia="Times New Roman" w:hAnsi="rubik" w:cs="Times New Roman"/>
@@ -1243,7 +1312,7 @@
           <w:szCs w:val="26"/>
           <w14:ligatures w14:val="none"/>
         </w:rPr>
-        <w:t>Doors and dash for vehicle options</w:t>
+        <w:t xml:space="preserve"> floor mats)</w:t>
       </w:r>
     </w:p>
     <w:p>
@@ -1270,7 +1339,7 @@
           <w:szCs w:val="26"/>
           <w14:ligatures w14:val="none"/>
         </w:rPr>
-        <w:t>Windshields with attention to chips, pits and cracks</w:t>
+        <w:t>Tread depth measurements (all 4 tires)</w:t>
       </w:r>
     </w:p>
     <w:p>
@@ -1297,7 +1366,7 @@
           <w:szCs w:val="26"/>
           <w14:ligatures w14:val="none"/>
         </w:rPr>
-        <w:t>Spare tire</w:t>
+        <w:t>Doors and dash for vehicle options</w:t>
       </w:r>
     </w:p>
     <w:p>
@@ -1324,7 +1393,7 @@
           <w:szCs w:val="26"/>
           <w14:ligatures w14:val="none"/>
         </w:rPr>
-        <w:t>Engine compartment condition</w:t>
+        <w:t>Windshields with attention to chips, pits and cracks</w:t>
       </w:r>
     </w:p>
     <w:p>
@@ -1351,7 +1420,7 @@
           <w:szCs w:val="26"/>
           <w14:ligatures w14:val="none"/>
         </w:rPr>
-        <w:t>Engine with dipstick pulled to show oil level and condition</w:t>
+        <w:t>Spare tire</w:t>
       </w:r>
     </w:p>
     <w:p>
@@ -1378,7 +1447,7 @@
           <w:szCs w:val="26"/>
           <w14:ligatures w14:val="none"/>
         </w:rPr>
-        <w:t>Trunk of vehicle showing spare</w:t>
+        <w:t>Engine compartment condition</w:t>
       </w:r>
     </w:p>
     <w:p>
@@ -1405,7 +1474,83 @@
           <w:szCs w:val="26"/>
           <w14:ligatures w14:val="none"/>
         </w:rPr>
-        <w:t>Any other needed photos to depict damage, UPD or conditioning</w:t>
+        <w:t>Engine with dipstick pulled to show oil level and condition</w:t>
+      </w:r>
+    </w:p>
+    <w:p>
+      <w:pPr>
+        <w:numPr>
+          <w:ilvl w:val="0"/>
+          <w:numId w:val="4"/>
+        </w:numPr>
+        <w:shd w:val="clear" w:color="auto" w:fill="FFFFFF"/>
+        <w:spacing w:before="100" w:beforeAutospacing="1" w:after="100" w:afterAutospacing="1" w:line="240" w:lineRule="auto"/>
+        <w:rPr>
+          <w:rFonts w:ascii="rubik" w:eastAsia="Times New Roman" w:hAnsi="rubik" w:cs="Times New Roman"/>
+          <w:kern w:val="0"/>
+          <w:sz w:val="24"/>
+          <w:szCs w:val="24"/>
+          <w14:ligatures w14:val="none"/>
+        </w:rPr>
+      </w:pPr>
+      <w:r>
+        <w:rPr>
+          <w:rFonts w:ascii="rubik" w:eastAsia="Times New Roman" w:hAnsi="rubik" w:cs="Times New Roman"/>
+          <w:kern w:val="0"/>
+          <w:sz w:val="26"/>
+          <w:szCs w:val="26"/>
+          <w14:ligatures w14:val="none"/>
+        </w:rPr>
+        <w:t>Trunk of vehicle showing spare</w:t>
+      </w:r>
+    </w:p>
+    <w:p>
+      <w:pPr>
+        <w:numPr>
+          <w:ilvl w:val="0"/>
+          <w:numId w:val="4"/>
+        </w:numPr>
+        <w:shd w:val="clear" w:color="auto" w:fill="FFFFFF"/>
+        <w:spacing w:before="100" w:beforeAutospacing="1" w:after="100" w:afterAutospacing="1" w:line="240" w:lineRule="auto"/>
+        <w:rPr>
+          <w:rFonts w:ascii="rubik" w:eastAsia="Times New Roman" w:hAnsi="rubik" w:cs="Times New Roman"/>
+          <w:kern w:val="0"/>
+          <w:sz w:val="24"/>
+          <w:szCs w:val="24"/>
+          <w14:ligatures w14:val="none"/>
+        </w:rPr>
+      </w:pPr>
+      <w:r>
+        <w:rPr>
+          <w:rFonts w:ascii="rubik" w:eastAsia="Times New Roman" w:hAnsi="rubik" w:cs="Times New Roman"/>
+          <w:kern w:val="0"/>
+          <w:sz w:val="26"/>
+          <w:szCs w:val="26"/>
+          <w14:ligatures w14:val="none"/>
+        </w:rPr>
+        <w:t xml:space="preserve">Any other </w:t>
+      </w:r>
+      <w:proofErr w:type="gramStart"/>
+      <w:r>
+        <w:rPr>
+          <w:rFonts w:ascii="rubik" w:eastAsia="Times New Roman" w:hAnsi="rubik" w:cs="Times New Roman"/>
+          <w:kern w:val="0"/>
+          <w:sz w:val="26"/>
+          <w:szCs w:val="26"/>
+          <w14:ligatures w14:val="none"/>
+        </w:rPr>
+        <w:t>needed photos</w:t>
+      </w:r>
+      <w:proofErr w:type="gramEnd"/>
+      <w:r>
+        <w:rPr>
+          <w:rFonts w:ascii="rubik" w:eastAsia="Times New Roman" w:hAnsi="rubik" w:cs="Times New Roman"/>
+          <w:kern w:val="0"/>
+          <w:sz w:val="26"/>
+          <w:szCs w:val="26"/>
+          <w14:ligatures w14:val="none"/>
+        </w:rPr>
+        <w:t xml:space="preserve"> to depict damage, UPD or conditioning</w:t>
       </w:r>
     </w:p>
     <w:p>
@@ -1705,7 +1850,29 @@
           <w:szCs w:val="24"/>
           <w14:ligatures w14:val="none"/>
         </w:rPr>
-        <w:t>State of CA Only: Do not use Opt OE/OEM Surplus on vehicles.</w:t>
+        <w:t xml:space="preserve">State of CA Only: Do not use </w:t>
+      </w:r>
+      <w:proofErr w:type="spellStart"/>
+      <w:r>
+        <w:rPr>
+          <w:rFonts w:ascii="Arial" w:eastAsia="Times New Roman" w:hAnsi="Arial" w:cs="Arial"/>
+          <w:kern w:val="0"/>
+          <w:sz w:val="24"/>
+          <w:szCs w:val="24"/>
+          <w14:ligatures w14:val="none"/>
+        </w:rPr>
+        <w:t>Opt</w:t>
+      </w:r>
+      <w:proofErr w:type="spellEnd"/>
+      <w:r>
+        <w:rPr>
+          <w:rFonts w:ascii="Arial" w:eastAsia="Times New Roman" w:hAnsi="Arial" w:cs="Arial"/>
+          <w:kern w:val="0"/>
+          <w:sz w:val="24"/>
+          <w:szCs w:val="24"/>
+          <w14:ligatures w14:val="none"/>
+        </w:rPr>
+        <w:t xml:space="preserve"> OE/OEM Surplus on vehicles.</w:t>
       </w:r>
     </w:p>
     <w:p>
@@ -1909,7 +2076,30 @@
           <w:szCs w:val="24"/>
           <w14:ligatures w14:val="none"/>
         </w:rPr>
-        <w:t>Write a thorough estimate of all damages.  Consider potential supplement, part availability, salvage value to assist with determining if the vehicle should be considered a total loss.  Provide detailed notes and alert the adjuster as quickly as possible.  </w:t>
+        <w:lastRenderedPageBreak/>
+        <w:t xml:space="preserve">Write a thorough estimate of all </w:t>
+      </w:r>
+      <w:proofErr w:type="gramStart"/>
+      <w:r>
+        <w:rPr>
+          <w:rFonts w:ascii="Arial" w:eastAsia="Times New Roman" w:hAnsi="Arial" w:cs="Arial"/>
+          <w:kern w:val="0"/>
+          <w:sz w:val="24"/>
+          <w:szCs w:val="24"/>
+          <w14:ligatures w14:val="none"/>
+        </w:rPr>
+        <w:t>damages</w:t>
+      </w:r>
+      <w:proofErr w:type="gramEnd"/>
+      <w:r>
+        <w:rPr>
+          <w:rFonts w:ascii="Arial" w:eastAsia="Times New Roman" w:hAnsi="Arial" w:cs="Arial"/>
+          <w:kern w:val="0"/>
+          <w:sz w:val="24"/>
+          <w:szCs w:val="24"/>
+          <w14:ligatures w14:val="none"/>
+        </w:rPr>
+        <w:t>.  Consider potential supplement, part availability, salvage value to assist with determining if the vehicle should be considered a total loss.  Provide detailed notes and alert the adjuster as quickly as possible.  </w:t>
       </w:r>
     </w:p>
     <w:p>
@@ -1931,7 +2121,6 @@
           <w:szCs w:val="24"/>
           <w14:ligatures w14:val="none"/>
         </w:rPr>
-        <w:lastRenderedPageBreak/>
         <w:br/>
       </w:r>
       <w:r>
@@ -1993,6 +2182,7 @@
           <w14:ligatures w14:val="none"/>
         </w:rPr>
       </w:pPr>
+      <w:proofErr w:type="gramStart"/>
       <w:r>
         <w:rPr>
           <w:rFonts w:ascii="Times New Roman" w:eastAsia="Times New Roman" w:hAnsi="Symbol" w:cs="Times New Roman"/>
@@ -2021,7 +2211,18 @@
           <w:szCs w:val="26"/>
           <w14:ligatures w14:val="none"/>
         </w:rPr>
-        <w:t>Do not include towing, storage or teardown charges in estimate. List in Appraisal Report comments only and include a copy of the invoice/bill with your upload.</w:t>
+        <w:t>Do</w:t>
+      </w:r>
+      <w:proofErr w:type="gramEnd"/>
+      <w:r>
+        <w:rPr>
+          <w:rFonts w:ascii="Times New Roman" w:eastAsia="Times New Roman" w:hAnsi="Times New Roman" w:cs="Times New Roman"/>
+          <w:kern w:val="0"/>
+          <w:sz w:val="26"/>
+          <w:szCs w:val="26"/>
+          <w14:ligatures w14:val="none"/>
+        </w:rPr>
+        <w:t xml:space="preserve"> not include towing, storage or teardown charges in estimate. List in Appraisal Report comments only and include a copy of the invoice/bill with your upload.</w:t>
       </w:r>
     </w:p>
     <w:p>
@@ -2471,7 +2672,51 @@
           <w:szCs w:val="26"/>
           <w14:ligatures w14:val="none"/>
         </w:rPr>
-        <w:t>Comment in your Appraisal Report the "Approximate Market Value" of the unit. </w:t>
+        <w:t xml:space="preserve">Comment </w:t>
+      </w:r>
+      <w:proofErr w:type="gramStart"/>
+      <w:r>
+        <w:rPr>
+          <w:rFonts w:ascii="rubik" w:eastAsia="Times New Roman" w:hAnsi="rubik" w:cs="Times New Roman"/>
+          <w:kern w:val="0"/>
+          <w:sz w:val="26"/>
+          <w:szCs w:val="26"/>
+          <w14:ligatures w14:val="none"/>
+        </w:rPr>
+        <w:t>in</w:t>
+      </w:r>
+      <w:proofErr w:type="gramEnd"/>
+      <w:r>
+        <w:rPr>
+          <w:rFonts w:ascii="rubik" w:eastAsia="Times New Roman" w:hAnsi="rubik" w:cs="Times New Roman"/>
+          <w:kern w:val="0"/>
+          <w:sz w:val="26"/>
+          <w:szCs w:val="26"/>
+          <w14:ligatures w14:val="none"/>
+        </w:rPr>
+        <w:t xml:space="preserve"> your Appraisal </w:t>
+      </w:r>
+      <w:proofErr w:type="gramStart"/>
+      <w:r>
+        <w:rPr>
+          <w:rFonts w:ascii="rubik" w:eastAsia="Times New Roman" w:hAnsi="rubik" w:cs="Times New Roman"/>
+          <w:kern w:val="0"/>
+          <w:sz w:val="26"/>
+          <w:szCs w:val="26"/>
+          <w14:ligatures w14:val="none"/>
+        </w:rPr>
+        <w:t>Report</w:t>
+      </w:r>
+      <w:proofErr w:type="gramEnd"/>
+      <w:r>
+        <w:rPr>
+          <w:rFonts w:ascii="rubik" w:eastAsia="Times New Roman" w:hAnsi="rubik" w:cs="Times New Roman"/>
+          <w:kern w:val="0"/>
+          <w:sz w:val="26"/>
+          <w:szCs w:val="26"/>
+          <w14:ligatures w14:val="none"/>
+        </w:rPr>
+        <w:t xml:space="preserve"> the "Approximate Market Value" of the unit. </w:t>
       </w:r>
     </w:p>
     <w:p>
@@ -2594,6 +2839,7 @@
           <w:szCs w:val="24"/>
           <w14:ligatures w14:val="none"/>
         </w:rPr>
+        <w:lastRenderedPageBreak/>
         <w:t>Utilize applicable tax rate for the area.  (The CSAA Average Labor Rate Reference Table contains a link for State Taxes)</w:t>
       </w:r>
     </w:p>
@@ -2616,7 +2862,6 @@
           <w:szCs w:val="24"/>
           <w14:ligatures w14:val="none"/>
         </w:rPr>
-        <w:lastRenderedPageBreak/>
         <w:br/>
       </w:r>
       <w:r>

--- a/client_rules/CSAA.docx
+++ b/client_rules/CSAA.docx
@@ -2618,7 +2618,7 @@
           <w:szCs w:val="26"/>
           <w14:ligatures w14:val="none"/>
         </w:rPr>
-        <w:t>Complete the Core appraisal report in its entirety and provide specific detailed inspection notes.</w:t>
+        <w:t>Complete the appraisal report in its entirety and provide specific detailed inspection notes.</w:t>
       </w:r>
     </w:p>
     <w:p>
@@ -2839,29 +2839,29 @@
           <w:szCs w:val="24"/>
           <w14:ligatures w14:val="none"/>
         </w:rPr>
+        <w:t>Utilize applicable tax rate for the area.  (The CSAA Average Labor Rate Reference Table contains a link for State Taxes)</w:t>
+      </w:r>
+    </w:p>
+    <w:p>
+      <w:pPr>
+        <w:spacing w:after="0" w:line="240" w:lineRule="auto"/>
+        <w:rPr>
+          <w:rFonts w:ascii="Times New Roman" w:eastAsia="Times New Roman" w:hAnsi="Times New Roman" w:cs="Times New Roman"/>
+          <w:kern w:val="0"/>
+          <w:sz w:val="24"/>
+          <w:szCs w:val="24"/>
+          <w14:ligatures w14:val="none"/>
+        </w:rPr>
+      </w:pPr>
+      <w:r>
+        <w:rPr>
+          <w:rFonts w:ascii="rubik" w:eastAsia="Times New Roman" w:hAnsi="rubik" w:cs="Times New Roman"/>
+          <w:kern w:val="0"/>
+          <w:sz w:val="24"/>
+          <w:szCs w:val="24"/>
+          <w14:ligatures w14:val="none"/>
+        </w:rPr>
         <w:lastRenderedPageBreak/>
-        <w:t>Utilize applicable tax rate for the area.  (The CSAA Average Labor Rate Reference Table contains a link for State Taxes)</w:t>
-      </w:r>
-    </w:p>
-    <w:p>
-      <w:pPr>
-        <w:spacing w:after="0" w:line="240" w:lineRule="auto"/>
-        <w:rPr>
-          <w:rFonts w:ascii="Times New Roman" w:eastAsia="Times New Roman" w:hAnsi="Times New Roman" w:cs="Times New Roman"/>
-          <w:kern w:val="0"/>
-          <w:sz w:val="24"/>
-          <w:szCs w:val="24"/>
-          <w14:ligatures w14:val="none"/>
-        </w:rPr>
-      </w:pPr>
-      <w:r>
-        <w:rPr>
-          <w:rFonts w:ascii="rubik" w:eastAsia="Times New Roman" w:hAnsi="rubik" w:cs="Times New Roman"/>
-          <w:kern w:val="0"/>
-          <w:sz w:val="24"/>
-          <w:szCs w:val="24"/>
-          <w14:ligatures w14:val="none"/>
-        </w:rPr>
         <w:br/>
       </w:r>
       <w:r>
